--- a/Building Goal form.docx
+++ b/Building Goal form.docx
@@ -7,18 +7,14 @@
         <w:t>Building Goal form</w:t>
       </w:r>
     </w:p>
-    <w:p>
-      <w:r>
-        <w:t>Monday, November 10, 2025</w:t>
-      </w:r>
-    </w:p>
+    <w:p/>
     <w:p>
       <w:r>
         <w:drawing>
-          <wp:inline distT="0" distB="0" distL="0" distR="0" wp14:anchorId="3C1B3DE4" wp14:editId="6B1A2B7C">
+          <wp:inline distT="0" distB="0" distL="0" distR="0" wp14:anchorId="1EB15DC9" wp14:editId="3E192286">
             <wp:extent cx="5943600" cy="1069340"/>
             <wp:effectExtent l="0" t="0" r="0" b="0"/>
-            <wp:docPr id="525383280" name="Picture 14"/>
+            <wp:docPr id="1652965366" name="Picture 14"/>
             <wp:cNvGraphicFramePr>
               <a:graphicFrameLocks xmlns:a="http://schemas.openxmlformats.org/drawingml/2006/main" noChangeAspect="1"/>
             </wp:cNvGraphicFramePr>
@@ -71,16 +67,21 @@
     </w:p>
     <w:p>
       <w:r>
-        <w:t> 2026 Goal plan</w:t>
+        <w:t> </w:t>
+      </w:r>
+    </w:p>
+    <w:p>
+      <w:r>
+        <w:t>2026 Goal plan</w:t>
       </w:r>
     </w:p>
     <w:p>
       <w:r>
         <w:drawing>
-          <wp:inline distT="0" distB="0" distL="0" distR="0" wp14:anchorId="7C2227BF" wp14:editId="5BB5D852">
+          <wp:inline distT="0" distB="0" distL="0" distR="0" wp14:anchorId="15679C66" wp14:editId="20CA7BBC">
             <wp:extent cx="5943600" cy="2230120"/>
             <wp:effectExtent l="0" t="0" r="0" b="0"/>
-            <wp:docPr id="580622456" name="Picture 13"/>
+            <wp:docPr id="808964579" name="Picture 13"/>
             <wp:cNvGraphicFramePr>
               <a:graphicFrameLocks xmlns:a="http://schemas.openxmlformats.org/drawingml/2006/main" noChangeAspect="1"/>
             </wp:cNvGraphicFramePr>
@@ -130,12 +131,19 @@
       <w:r>
         <w:t> </w:t>
       </w:r>
+    </w:p>
+    <w:p>
+      <w:r>
+        <w:t> </w:t>
+      </w:r>
+    </w:p>
+    <w:p>
       <w:r>
         <w:drawing>
-          <wp:inline distT="0" distB="0" distL="0" distR="0" wp14:anchorId="455BB502" wp14:editId="29FE2BB0">
+          <wp:inline distT="0" distB="0" distL="0" distR="0" wp14:anchorId="42E7A742" wp14:editId="586A4A42">
             <wp:extent cx="4940300" cy="2089150"/>
             <wp:effectExtent l="0" t="0" r="0" b="6350"/>
-            <wp:docPr id="3294607" name="Picture 12"/>
+            <wp:docPr id="194159035" name="Picture 12"/>
             <wp:cNvGraphicFramePr>
               <a:graphicFrameLocks xmlns:a="http://schemas.openxmlformats.org/drawingml/2006/main" noChangeAspect="1"/>
             </wp:cNvGraphicFramePr>
@@ -188,6 +196,7 @@
     </w:p>
     <w:p>
       <w:r>
+        <w:lastRenderedPageBreak/>
         <w:t>Update anything that is saying last year and update with the next year.</w:t>
       </w:r>
     </w:p>
@@ -198,12 +207,11 @@
     </w:p>
     <w:p>
       <w:r>
-        <w:lastRenderedPageBreak/>
         <w:drawing>
-          <wp:inline distT="0" distB="0" distL="0" distR="0" wp14:anchorId="6A3BF9D9" wp14:editId="3F0CDA29">
+          <wp:inline distT="0" distB="0" distL="0" distR="0" wp14:anchorId="4C085D47" wp14:editId="6E6F478F">
             <wp:extent cx="5943600" cy="2293620"/>
             <wp:effectExtent l="0" t="0" r="0" b="0"/>
-            <wp:docPr id="1160155946" name="Picture 11"/>
+            <wp:docPr id="20517512" name="Picture 11"/>
             <wp:cNvGraphicFramePr>
               <a:graphicFrameLocks xmlns:a="http://schemas.openxmlformats.org/drawingml/2006/main" noChangeAspect="1"/>
             </wp:cNvGraphicFramePr>
@@ -258,12 +266,19 @@
       <w:r>
         <w:t> </w:t>
       </w:r>
+    </w:p>
+    <w:p>
+      <w:r>
+        <w:t> </w:t>
+      </w:r>
+    </w:p>
+    <w:p>
       <w:r>
         <w:drawing>
-          <wp:inline distT="0" distB="0" distL="0" distR="0" wp14:anchorId="19ECD7CB" wp14:editId="2DBCCCE3">
+          <wp:inline distT="0" distB="0" distL="0" distR="0" wp14:anchorId="77EF3F83" wp14:editId="2DE612E3">
             <wp:extent cx="3568700" cy="1943100"/>
             <wp:effectExtent l="0" t="0" r="0" b="0"/>
-            <wp:docPr id="431771759" name="Picture 10"/>
+            <wp:docPr id="207516917" name="Picture 10"/>
             <wp:cNvGraphicFramePr>
               <a:graphicFrameLocks xmlns:a="http://schemas.openxmlformats.org/drawingml/2006/main" noChangeAspect="1"/>
             </wp:cNvGraphicFramePr>
@@ -322,10 +337,10 @@
     <w:p>
       <w:r>
         <w:drawing>
-          <wp:inline distT="0" distB="0" distL="0" distR="0" wp14:anchorId="2E1F580B" wp14:editId="43CB24C8">
+          <wp:inline distT="0" distB="0" distL="0" distR="0" wp14:anchorId="306472D0" wp14:editId="144D3DB1">
             <wp:extent cx="3511550" cy="1117600"/>
             <wp:effectExtent l="0" t="0" r="0" b="6350"/>
-            <wp:docPr id="1050123803" name="Picture 9"/>
+            <wp:docPr id="1847892674" name="Picture 9"/>
             <wp:cNvGraphicFramePr>
               <a:graphicFrameLocks xmlns:a="http://schemas.openxmlformats.org/drawingml/2006/main" noChangeAspect="1"/>
             </wp:cNvGraphicFramePr>
@@ -378,6 +393,7 @@
     </w:p>
     <w:p>
       <w:r>
+        <w:lastRenderedPageBreak/>
         <w:t>As long as % es are not changing, we are good. If Anything on the label changes, we will need to let Rizing know for updating on the backend to update calculation</w:t>
       </w:r>
     </w:p>
@@ -388,12 +404,11 @@
     </w:p>
     <w:p>
       <w:r>
-        <w:lastRenderedPageBreak/>
         <w:drawing>
-          <wp:inline distT="0" distB="0" distL="0" distR="0" wp14:anchorId="03817AE9" wp14:editId="763E3B26">
+          <wp:inline distT="0" distB="0" distL="0" distR="0" wp14:anchorId="18955089" wp14:editId="3D1C3FB7">
             <wp:extent cx="5943600" cy="1506220"/>
             <wp:effectExtent l="0" t="0" r="0" b="0"/>
-            <wp:docPr id="863643524" name="Picture 8"/>
+            <wp:docPr id="705245856" name="Picture 8"/>
             <wp:cNvGraphicFramePr>
               <a:graphicFrameLocks xmlns:a="http://schemas.openxmlformats.org/drawingml/2006/main" noChangeAspect="1"/>
             </wp:cNvGraphicFramePr>
@@ -491,7 +506,7 @@
       <mc:AlternateContent>
         <mc:Choice Requires="wps">
           <w:drawing>
-            <wp:anchor distT="0" distB="0" distL="0" distR="0" simplePos="0" relativeHeight="251659264" behindDoc="0" locked="0" layoutInCell="1" allowOverlap="1" wp14:anchorId="6F9EC235" wp14:editId="13152B6D">
+            <wp:anchor distT="0" distB="0" distL="0" distR="0" simplePos="0" relativeHeight="251659264" behindDoc="0" locked="0" layoutInCell="1" allowOverlap="1" wp14:anchorId="107F69F9" wp14:editId="09BCAE08">
               <wp:simplePos x="635" y="635"/>
               <wp:positionH relativeFrom="page">
                 <wp:align>left</wp:align>
@@ -502,7 +517,7 @@
               <wp:extent cx="2268220" cy="405765"/>
               <wp:effectExtent l="0" t="0" r="17780" b="0"/>
               <wp:wrapNone/>
-              <wp:docPr id="633026353" name="Text Box 16" descr="Foot Locker - Internal Use Only">
+              <wp:docPr id="707088328" name="Text Box 16" descr="Foot Locker - Internal Use Only">
                 <a:extLst xmlns:a="http://schemas.openxmlformats.org/drawingml/2006/main">
                   <a:ext uri="{5AE41FA2-C0FF-4470-9BD4-5FADCA87CBE2}">
                     <aclsh:classification xmlns:aclsh="http://schemas.microsoft.com/office/drawing/2020/classificationShape" classificationOutcomeType="ftr"/>
@@ -563,7 +578,7 @@
         </mc:Choice>
         <mc:Fallback>
           <w:pict>
-            <v:shapetype w14:anchorId="6F9EC235" id="_x0000_t202" coordsize="21600,21600" o:spt="202" path="m,l,21600r21600,l21600,xe">
+            <v:shapetype w14:anchorId="107F69F9" id="_x0000_t202" coordsize="21600,21600" o:spt="202" path="m,l,21600r21600,l21600,xe">
               <v:stroke joinstyle="miter"/>
               <v:path gradientshapeok="t" o:connecttype="rect"/>
             </v:shapetype>
@@ -614,8 +629,8 @@
       <mc:AlternateContent>
         <mc:Choice Requires="wps">
           <w:drawing>
-            <wp:anchor distT="0" distB="0" distL="0" distR="0" simplePos="0" relativeHeight="251660288" behindDoc="0" locked="0" layoutInCell="1" allowOverlap="1" wp14:anchorId="602F92EE" wp14:editId="5453CBC3">
-              <wp:simplePos x="914400" y="9417050"/>
+            <wp:anchor distT="0" distB="0" distL="0" distR="0" simplePos="0" relativeHeight="251660288" behindDoc="0" locked="0" layoutInCell="1" allowOverlap="1" wp14:anchorId="45F959B2" wp14:editId="09F2424C">
+              <wp:simplePos x="914400" y="9414344"/>
               <wp:positionH relativeFrom="page">
                 <wp:align>left</wp:align>
               </wp:positionH>
@@ -625,7 +640,7 @@
               <wp:extent cx="2268220" cy="405765"/>
               <wp:effectExtent l="0" t="0" r="17780" b="0"/>
               <wp:wrapNone/>
-              <wp:docPr id="1264236998" name="Text Box 17" descr="Foot Locker - Internal Use Only">
+              <wp:docPr id="264504628" name="Text Box 17" descr="Foot Locker - Internal Use Only">
                 <a:extLst xmlns:a="http://schemas.openxmlformats.org/drawingml/2006/main">
                   <a:ext uri="{5AE41FA2-C0FF-4470-9BD4-5FADCA87CBE2}">
                     <aclsh:classification xmlns:aclsh="http://schemas.microsoft.com/office/drawing/2020/classificationShape" classificationOutcomeType="ftr"/>
@@ -686,7 +701,7 @@
         </mc:Choice>
         <mc:Fallback>
           <w:pict>
-            <v:shapetype w14:anchorId="602F92EE" id="_x0000_t202" coordsize="21600,21600" o:spt="202" path="m,l,21600r21600,l21600,xe">
+            <v:shapetype w14:anchorId="45F959B2" id="_x0000_t202" coordsize="21600,21600" o:spt="202" path="m,l,21600r21600,l21600,xe">
               <v:stroke joinstyle="miter"/>
               <v:path gradientshapeok="t" o:connecttype="rect"/>
             </v:shapetype>
@@ -737,7 +752,7 @@
       <mc:AlternateContent>
         <mc:Choice Requires="wps">
           <w:drawing>
-            <wp:anchor distT="0" distB="0" distL="0" distR="0" simplePos="0" relativeHeight="251658240" behindDoc="0" locked="0" layoutInCell="1" allowOverlap="1" wp14:anchorId="10D6A66C" wp14:editId="727D9704">
+            <wp:anchor distT="0" distB="0" distL="0" distR="0" simplePos="0" relativeHeight="251658240" behindDoc="0" locked="0" layoutInCell="1" allowOverlap="1" wp14:anchorId="775659D8" wp14:editId="7B9FB6A1">
               <wp:simplePos x="635" y="635"/>
               <wp:positionH relativeFrom="page">
                 <wp:align>left</wp:align>
@@ -748,7 +763,7 @@
               <wp:extent cx="2268220" cy="405765"/>
               <wp:effectExtent l="0" t="0" r="17780" b="0"/>
               <wp:wrapNone/>
-              <wp:docPr id="481159643" name="Text Box 15" descr="Foot Locker - Internal Use Only">
+              <wp:docPr id="1644288737" name="Text Box 15" descr="Foot Locker - Internal Use Only">
                 <a:extLst xmlns:a="http://schemas.openxmlformats.org/drawingml/2006/main">
                   <a:ext uri="{5AE41FA2-C0FF-4470-9BD4-5FADCA87CBE2}">
                     <aclsh:classification xmlns:aclsh="http://schemas.microsoft.com/office/drawing/2020/classificationShape" classificationOutcomeType="ftr"/>
@@ -809,7 +824,7 @@
         </mc:Choice>
         <mc:Fallback>
           <w:pict>
-            <v:shapetype w14:anchorId="10D6A66C" id="_x0000_t202" coordsize="21600,21600" o:spt="202" path="m,l,21600r21600,l21600,xe">
+            <v:shapetype w14:anchorId="775659D8" id="_x0000_t202" coordsize="21600,21600" o:spt="202" path="m,l,21600r21600,l21600,xe">
               <v:stroke joinstyle="miter"/>
               <v:path gradientshapeok="t" o:connecttype="rect"/>
             </v:shapetype>
@@ -1280,7 +1295,7 @@
     <w:link w:val="Heading1Char"/>
     <w:uiPriority w:val="9"/>
     <w:qFormat/>
-    <w:rsid w:val="00760F45"/>
+    <w:rsid w:val="0002610D"/>
     <w:pPr>
       <w:keepNext/>
       <w:keepLines/>
@@ -1303,7 +1318,7 @@
     <w:semiHidden/>
     <w:unhideWhenUsed/>
     <w:qFormat/>
-    <w:rsid w:val="00760F45"/>
+    <w:rsid w:val="0002610D"/>
     <w:pPr>
       <w:keepNext/>
       <w:keepLines/>
@@ -1326,7 +1341,7 @@
     <w:semiHidden/>
     <w:unhideWhenUsed/>
     <w:qFormat/>
-    <w:rsid w:val="00760F45"/>
+    <w:rsid w:val="0002610D"/>
     <w:pPr>
       <w:keepNext/>
       <w:keepLines/>
@@ -1349,7 +1364,7 @@
     <w:semiHidden/>
     <w:unhideWhenUsed/>
     <w:qFormat/>
-    <w:rsid w:val="00760F45"/>
+    <w:rsid w:val="0002610D"/>
     <w:pPr>
       <w:keepNext/>
       <w:keepLines/>
@@ -1372,7 +1387,7 @@
     <w:semiHidden/>
     <w:unhideWhenUsed/>
     <w:qFormat/>
-    <w:rsid w:val="00760F45"/>
+    <w:rsid w:val="0002610D"/>
     <w:pPr>
       <w:keepNext/>
       <w:keepLines/>
@@ -1393,7 +1408,7 @@
     <w:semiHidden/>
     <w:unhideWhenUsed/>
     <w:qFormat/>
-    <w:rsid w:val="00760F45"/>
+    <w:rsid w:val="0002610D"/>
     <w:pPr>
       <w:keepNext/>
       <w:keepLines/>
@@ -1416,7 +1431,7 @@
     <w:semiHidden/>
     <w:unhideWhenUsed/>
     <w:qFormat/>
-    <w:rsid w:val="00760F45"/>
+    <w:rsid w:val="0002610D"/>
     <w:pPr>
       <w:keepNext/>
       <w:keepLines/>
@@ -1437,7 +1452,7 @@
     <w:semiHidden/>
     <w:unhideWhenUsed/>
     <w:qFormat/>
-    <w:rsid w:val="00760F45"/>
+    <w:rsid w:val="0002610D"/>
     <w:pPr>
       <w:keepNext/>
       <w:keepLines/>
@@ -1460,7 +1475,7 @@
     <w:semiHidden/>
     <w:unhideWhenUsed/>
     <w:qFormat/>
-    <w:rsid w:val="00760F45"/>
+    <w:rsid w:val="0002610D"/>
     <w:pPr>
       <w:keepNext/>
       <w:keepLines/>
@@ -1503,7 +1518,7 @@
     <w:basedOn w:val="DefaultParagraphFont"/>
     <w:link w:val="Heading1"/>
     <w:uiPriority w:val="9"/>
-    <w:rsid w:val="00760F45"/>
+    <w:rsid w:val="0002610D"/>
     <w:rPr>
       <w:rFonts w:asciiTheme="majorHAnsi" w:eastAsiaTheme="majorEastAsia" w:hAnsiTheme="majorHAnsi" w:cstheme="majorBidi"/>
       <w:color w:val="0F4761" w:themeColor="accent1" w:themeShade="BF"/>
@@ -1517,7 +1532,7 @@
     <w:link w:val="Heading2"/>
     <w:uiPriority w:val="9"/>
     <w:semiHidden/>
-    <w:rsid w:val="00760F45"/>
+    <w:rsid w:val="0002610D"/>
     <w:rPr>
       <w:rFonts w:asciiTheme="majorHAnsi" w:eastAsiaTheme="majorEastAsia" w:hAnsiTheme="majorHAnsi" w:cstheme="majorBidi"/>
       <w:color w:val="0F4761" w:themeColor="accent1" w:themeShade="BF"/>
@@ -1531,7 +1546,7 @@
     <w:link w:val="Heading3"/>
     <w:uiPriority w:val="9"/>
     <w:semiHidden/>
-    <w:rsid w:val="00760F45"/>
+    <w:rsid w:val="0002610D"/>
     <w:rPr>
       <w:rFonts w:eastAsiaTheme="majorEastAsia" w:cstheme="majorBidi"/>
       <w:color w:val="0F4761" w:themeColor="accent1" w:themeShade="BF"/>
@@ -1545,7 +1560,7 @@
     <w:link w:val="Heading4"/>
     <w:uiPriority w:val="9"/>
     <w:semiHidden/>
-    <w:rsid w:val="00760F45"/>
+    <w:rsid w:val="0002610D"/>
     <w:rPr>
       <w:rFonts w:eastAsiaTheme="majorEastAsia" w:cstheme="majorBidi"/>
       <w:i/>
@@ -1559,7 +1574,7 @@
     <w:link w:val="Heading5"/>
     <w:uiPriority w:val="9"/>
     <w:semiHidden/>
-    <w:rsid w:val="00760F45"/>
+    <w:rsid w:val="0002610D"/>
     <w:rPr>
       <w:rFonts w:eastAsiaTheme="majorEastAsia" w:cstheme="majorBidi"/>
       <w:color w:val="0F4761" w:themeColor="accent1" w:themeShade="BF"/>
@@ -1571,7 +1586,7 @@
     <w:link w:val="Heading6"/>
     <w:uiPriority w:val="9"/>
     <w:semiHidden/>
-    <w:rsid w:val="00760F45"/>
+    <w:rsid w:val="0002610D"/>
     <w:rPr>
       <w:rFonts w:eastAsiaTheme="majorEastAsia" w:cstheme="majorBidi"/>
       <w:i/>
@@ -1585,7 +1600,7 @@
     <w:link w:val="Heading7"/>
     <w:uiPriority w:val="9"/>
     <w:semiHidden/>
-    <w:rsid w:val="00760F45"/>
+    <w:rsid w:val="0002610D"/>
     <w:rPr>
       <w:rFonts w:eastAsiaTheme="majorEastAsia" w:cstheme="majorBidi"/>
       <w:color w:val="595959" w:themeColor="text1" w:themeTint="A6"/>
@@ -1597,7 +1612,7 @@
     <w:link w:val="Heading8"/>
     <w:uiPriority w:val="9"/>
     <w:semiHidden/>
-    <w:rsid w:val="00760F45"/>
+    <w:rsid w:val="0002610D"/>
     <w:rPr>
       <w:rFonts w:eastAsiaTheme="majorEastAsia" w:cstheme="majorBidi"/>
       <w:i/>
@@ -1611,7 +1626,7 @@
     <w:link w:val="Heading9"/>
     <w:uiPriority w:val="9"/>
     <w:semiHidden/>
-    <w:rsid w:val="00760F45"/>
+    <w:rsid w:val="0002610D"/>
     <w:rPr>
       <w:rFonts w:eastAsiaTheme="majorEastAsia" w:cstheme="majorBidi"/>
       <w:color w:val="272727" w:themeColor="text1" w:themeTint="D8"/>
@@ -1624,7 +1639,7 @@
     <w:link w:val="TitleChar"/>
     <w:uiPriority w:val="10"/>
     <w:qFormat/>
-    <w:rsid w:val="00760F45"/>
+    <w:rsid w:val="0002610D"/>
     <w:pPr>
       <w:spacing w:after="80" w:line="240" w:lineRule="auto"/>
       <w:contextualSpacing/>
@@ -1642,7 +1657,7 @@
     <w:basedOn w:val="DefaultParagraphFont"/>
     <w:link w:val="Title"/>
     <w:uiPriority w:val="10"/>
-    <w:rsid w:val="00760F45"/>
+    <w:rsid w:val="0002610D"/>
     <w:rPr>
       <w:rFonts w:asciiTheme="majorHAnsi" w:eastAsiaTheme="majorEastAsia" w:hAnsiTheme="majorHAnsi" w:cstheme="majorBidi"/>
       <w:spacing w:val="-10"/>
@@ -1658,7 +1673,7 @@
     <w:link w:val="SubtitleChar"/>
     <w:uiPriority w:val="11"/>
     <w:qFormat/>
-    <w:rsid w:val="00760F45"/>
+    <w:rsid w:val="0002610D"/>
     <w:pPr>
       <w:numPr>
         <w:ilvl w:val="1"/>
@@ -1677,7 +1692,7 @@
     <w:basedOn w:val="DefaultParagraphFont"/>
     <w:link w:val="Subtitle"/>
     <w:uiPriority w:val="11"/>
-    <w:rsid w:val="00760F45"/>
+    <w:rsid w:val="0002610D"/>
     <w:rPr>
       <w:rFonts w:eastAsiaTheme="majorEastAsia" w:cstheme="majorBidi"/>
       <w:color w:val="595959" w:themeColor="text1" w:themeTint="A6"/>
@@ -1693,7 +1708,7 @@
     <w:link w:val="QuoteChar"/>
     <w:uiPriority w:val="29"/>
     <w:qFormat/>
-    <w:rsid w:val="00760F45"/>
+    <w:rsid w:val="0002610D"/>
     <w:pPr>
       <w:spacing w:before="160"/>
       <w:jc w:val="center"/>
@@ -1709,7 +1724,7 @@
     <w:basedOn w:val="DefaultParagraphFont"/>
     <w:link w:val="Quote"/>
     <w:uiPriority w:val="29"/>
-    <w:rsid w:val="00760F45"/>
+    <w:rsid w:val="0002610D"/>
     <w:rPr>
       <w:i/>
       <w:iCs/>
@@ -1721,7 +1736,7 @@
     <w:basedOn w:val="Normal"/>
     <w:uiPriority w:val="34"/>
     <w:qFormat/>
-    <w:rsid w:val="00760F45"/>
+    <w:rsid w:val="0002610D"/>
     <w:pPr>
       <w:ind w:left="720"/>
       <w:contextualSpacing/>
@@ -1732,7 +1747,7 @@
     <w:basedOn w:val="DefaultParagraphFont"/>
     <w:uiPriority w:val="21"/>
     <w:qFormat/>
-    <w:rsid w:val="00760F45"/>
+    <w:rsid w:val="0002610D"/>
     <w:rPr>
       <w:i/>
       <w:iCs/>
@@ -1746,7 +1761,7 @@
     <w:link w:val="IntenseQuoteChar"/>
     <w:uiPriority w:val="30"/>
     <w:qFormat/>
-    <w:rsid w:val="00760F45"/>
+    <w:rsid w:val="0002610D"/>
     <w:pPr>
       <w:pBdr>
         <w:top w:val="single" w:sz="4" w:space="10" w:color="0F4761" w:themeColor="accent1" w:themeShade="BF"/>
@@ -1767,7 +1782,7 @@
     <w:basedOn w:val="DefaultParagraphFont"/>
     <w:link w:val="IntenseQuote"/>
     <w:uiPriority w:val="30"/>
-    <w:rsid w:val="00760F45"/>
+    <w:rsid w:val="0002610D"/>
     <w:rPr>
       <w:i/>
       <w:iCs/>
@@ -1779,7 +1794,7 @@
     <w:basedOn w:val="DefaultParagraphFont"/>
     <w:uiPriority w:val="32"/>
     <w:qFormat/>
-    <w:rsid w:val="00760F45"/>
+    <w:rsid w:val="0002610D"/>
     <w:rPr>
       <w:b/>
       <w:bCs/>
@@ -1794,7 +1809,7 @@
     <w:link w:val="FooterChar"/>
     <w:uiPriority w:val="99"/>
     <w:unhideWhenUsed/>
-    <w:rsid w:val="00760F45"/>
+    <w:rsid w:val="0002610D"/>
     <w:pPr>
       <w:tabs>
         <w:tab w:val="center" w:pos="4680"/>
@@ -1808,7 +1823,7 @@
     <w:basedOn w:val="DefaultParagraphFont"/>
     <w:link w:val="Footer"/>
     <w:uiPriority w:val="99"/>
-    <w:rsid w:val="00760F45"/>
+    <w:rsid w:val="0002610D"/>
   </w:style>
 </w:styles>
 </file>
